--- a/conf/base_document/form_template/dg/3E-FPGA/技术依据文件.docx
+++ b/conf/base_document/form_template/dg/3E-FPGA/技术依据文件.docx
@@ -131,7 +131,6 @@
         <w:t>if %}}</w:t>
       </w:r>
     </w:p>
-    <w:p/>
     <w:p>
       <w:pPr>
         <w:pStyle w:val="4"/>
@@ -178,78 +177,124 @@
     </w:p>
     <w:p>
       <w:pPr>
-        <w:pStyle w:val="RC0"/>
-        <w:keepNext/>
-        <w:adjustRightInd w:val="0"/>
         <w:spacing w:line="360" w:lineRule="auto"/>
+        <w:jc w:val="center"/>
         <w:rPr>
-          <w:rFonts w:cs="Times New Roman" w:hint="eastAsia"/>
+          <w:rFonts w:eastAsia="黑体"/>
+          <w:szCs w:val="21"/>
         </w:rPr>
       </w:pPr>
-      <w:bookmarkStart w:id="0" w:name="_Ref98163993"/>
       <w:r>
         <w:rPr>
-          <w:rFonts w:cs="Times New Roman"/>
+          <w:rFonts w:eastAsia="黑体"/>
+          <w:szCs w:val="21"/>
         </w:rPr>
         <w:t>表</w:t>
       </w:r>
-      <w:bookmarkEnd w:id="0"/>
       <w:r>
+        <w:rPr>
+          <w:rFonts w:eastAsia="黑体"/>
+          <w:szCs w:val="21"/>
+        </w:rPr>
         <w:fldChar w:fldCharType="begin"/>
       </w:r>
       <w:r>
+        <w:rPr>
+          <w:rFonts w:eastAsia="黑体"/>
+          <w:szCs w:val="21"/>
+        </w:rPr>
         <w:instrText xml:space="preserve"> STYLEREF 1 \s </w:instrText>
       </w:r>
       <w:r>
+        <w:rPr>
+          <w:rFonts w:eastAsia="黑体"/>
+          <w:szCs w:val="21"/>
+        </w:rPr>
         <w:fldChar w:fldCharType="separate"/>
       </w:r>
       <w:r>
         <w:rPr>
+          <w:rFonts w:eastAsia="黑体"/>
           <w:noProof/>
+          <w:szCs w:val="21"/>
         </w:rPr>
         <w:t>1</w:t>
       </w:r>
       <w:r>
+        <w:rPr>
+          <w:rFonts w:eastAsia="黑体"/>
+          <w:szCs w:val="21"/>
+        </w:rPr>
         <w:fldChar w:fldCharType="end"/>
       </w:r>
       <w:r>
+        <w:rPr>
+          <w:rFonts w:eastAsia="黑体"/>
+          <w:szCs w:val="21"/>
+        </w:rPr>
         <w:noBreakHyphen/>
       </w:r>
       <w:r>
+        <w:rPr>
+          <w:rFonts w:eastAsia="黑体"/>
+          <w:szCs w:val="21"/>
+        </w:rPr>
         <w:fldChar w:fldCharType="begin"/>
       </w:r>
       <w:r>
+        <w:rPr>
+          <w:rFonts w:eastAsia="黑体"/>
+          <w:szCs w:val="21"/>
+        </w:rPr>
         <w:instrText xml:space="preserve"> SEQ </w:instrText>
       </w:r>
       <w:r>
+        <w:rPr>
+          <w:rFonts w:eastAsia="黑体"/>
+          <w:szCs w:val="21"/>
+        </w:rPr>
         <w:instrText>表</w:instrText>
       </w:r>
       <w:r>
+        <w:rPr>
+          <w:rFonts w:eastAsia="黑体"/>
+          <w:szCs w:val="21"/>
+        </w:rPr>
         <w:instrText xml:space="preserve"> \* ARABIC \s 1 </w:instrText>
       </w:r>
       <w:r>
+        <w:rPr>
+          <w:rFonts w:eastAsia="黑体"/>
+          <w:szCs w:val="21"/>
+        </w:rPr>
         <w:fldChar w:fldCharType="separate"/>
       </w:r>
       <w:r>
         <w:rPr>
+          <w:rFonts w:eastAsia="黑体"/>
           <w:noProof/>
+          <w:szCs w:val="21"/>
         </w:rPr>
         <w:t>3</w:t>
       </w:r>
       <w:r>
+        <w:rPr>
+          <w:rFonts w:eastAsia="黑体"/>
+          <w:szCs w:val="21"/>
+        </w:rPr>
         <w:fldChar w:fldCharType="end"/>
       </w:r>
       <w:r>
         <w:rPr>
-          <w:rFonts w:cs="Times New Roman" w:hint="eastAsia"/>
+          <w:rFonts w:eastAsia="黑体" w:hint="eastAsia"/>
+          <w:szCs w:val="21"/>
         </w:rPr>
         <w:t>依据的被测软件文档</w:t>
       </w:r>
     </w:p>
     <w:tbl>
       <w:tblPr>
-        <w:tblStyle w:val="afd"/>
-        <w:tblW w:w="5000" w:type="pct"/>
+        <w:tblW w:w="0" w:type="auto"/>
         <w:tblBorders>
           <w:top w:val="single" w:sz="12" w:space="0" w:color="auto"/>
           <w:left w:val="single" w:sz="12" w:space="0" w:color="auto"/>
@@ -259,39 +304,38 @@
           <w:insideV w:val="single" w:sz="6" w:space="0" w:color="auto"/>
         </w:tblBorders>
         <w:tblLayout w:type="fixed"/>
-        <w:tblCellMar>
-          <w:top w:w="57" w:type="dxa"/>
-          <w:bottom w:w="57" w:type="dxa"/>
-        </w:tblCellMar>
-        <w:tblLook w:val="04A0" w:firstRow="1" w:lastRow="0" w:firstColumn="1" w:lastColumn="0" w:noHBand="0" w:noVBand="1"/>
+        <w:tblLook w:val="0000" w:firstRow="0" w:lastRow="0" w:firstColumn="0" w:lastColumn="0" w:noHBand="0" w:noVBand="0"/>
       </w:tblPr>
       <w:tblGrid>
-        <w:gridCol w:w="694"/>
-        <w:gridCol w:w="2692"/>
-        <w:gridCol w:w="2707"/>
-        <w:gridCol w:w="1332"/>
-        <w:gridCol w:w="1615"/>
+        <w:gridCol w:w="428"/>
+        <w:gridCol w:w="2534"/>
+        <w:gridCol w:w="2410"/>
+        <w:gridCol w:w="1984"/>
+        <w:gridCol w:w="1684"/>
       </w:tblGrid>
       <w:tr>
         <w:trPr>
-          <w:cnfStyle w:val="100000000000" w:firstRow="1" w:lastRow="0" w:firstColumn="0" w:lastColumn="0" w:oddVBand="0" w:evenVBand="0" w:oddHBand="0" w:evenHBand="0" w:firstRowFirstColumn="0" w:firstRowLastColumn="0" w:lastRowFirstColumn="0" w:lastRowLastColumn="0"/>
+          <w:trHeight w:val="340"/>
         </w:trPr>
         <w:tc>
           <w:tcPr>
-            <w:tcW w:w="384" w:type="pct"/>
+            <w:tcW w:w="428" w:type="dxa"/>
+            <w:vAlign w:val="center"/>
           </w:tcPr>
           <w:p>
             <w:pPr>
+              <w:tabs>
+                <w:tab w:val="left" w:pos="6706"/>
+              </w:tabs>
+              <w:jc w:val="center"/>
               <w:rPr>
                 <w:rFonts w:eastAsia="黑体"/>
-                <w:b w:val="0"/>
                 <w:szCs w:val="21"/>
               </w:rPr>
             </w:pPr>
             <w:r>
               <w:rPr>
                 <w:rFonts w:eastAsia="黑体"/>
-                <w:b w:val="0"/>
                 <w:szCs w:val="21"/>
               </w:rPr>
               <w:t>序号</w:t>
@@ -300,20 +344,23 @@
         </w:tc>
         <w:tc>
           <w:tcPr>
-            <w:tcW w:w="1489" w:type="pct"/>
+            <w:tcW w:w="2534" w:type="dxa"/>
+            <w:vAlign w:val="center"/>
           </w:tcPr>
           <w:p>
             <w:pPr>
+              <w:tabs>
+                <w:tab w:val="left" w:pos="6706"/>
+              </w:tabs>
+              <w:jc w:val="center"/>
               <w:rPr>
                 <w:rFonts w:eastAsia="黑体"/>
-                <w:b w:val="0"/>
                 <w:szCs w:val="21"/>
               </w:rPr>
             </w:pPr>
             <w:r>
               <w:rPr>
                 <w:rFonts w:eastAsia="黑体"/>
-                <w:b w:val="0"/>
                 <w:szCs w:val="21"/>
               </w:rPr>
               <w:t>文档名称</w:t>
@@ -322,20 +369,23 @@
         </w:tc>
         <w:tc>
           <w:tcPr>
-            <w:tcW w:w="1497" w:type="pct"/>
+            <w:tcW w:w="2410" w:type="dxa"/>
+            <w:vAlign w:val="center"/>
           </w:tcPr>
           <w:p>
             <w:pPr>
+              <w:tabs>
+                <w:tab w:val="left" w:pos="6706"/>
+              </w:tabs>
+              <w:jc w:val="center"/>
               <w:rPr>
                 <w:rFonts w:eastAsia="黑体"/>
-                <w:b w:val="0"/>
                 <w:szCs w:val="21"/>
               </w:rPr>
             </w:pPr>
             <w:r>
               <w:rPr>
                 <w:rFonts w:eastAsia="黑体"/>
-                <w:b w:val="0"/>
                 <w:szCs w:val="21"/>
               </w:rPr>
               <w:t>标识</w:t>
@@ -343,7 +393,6 @@
             <w:r>
               <w:rPr>
                 <w:rFonts w:eastAsia="黑体"/>
-                <w:b w:val="0"/>
                 <w:szCs w:val="21"/>
               </w:rPr>
               <w:t>/</w:t>
@@ -351,7 +400,6 @@
             <w:r>
               <w:rPr>
                 <w:rFonts w:eastAsia="黑体"/>
-                <w:b w:val="0"/>
                 <w:szCs w:val="21"/>
               </w:rPr>
               <w:t>版本</w:t>
@@ -360,20 +408,23 @@
         </w:tc>
         <w:tc>
           <w:tcPr>
-            <w:tcW w:w="737" w:type="pct"/>
+            <w:tcW w:w="1984" w:type="dxa"/>
+            <w:vAlign w:val="center"/>
           </w:tcPr>
           <w:p>
             <w:pPr>
+              <w:tabs>
+                <w:tab w:val="left" w:pos="6706"/>
+              </w:tabs>
+              <w:jc w:val="center"/>
               <w:rPr>
                 <w:rFonts w:eastAsia="黑体"/>
-                <w:b w:val="0"/>
                 <w:szCs w:val="21"/>
               </w:rPr>
             </w:pPr>
             <w:r>
               <w:rPr>
                 <w:rFonts w:eastAsia="黑体"/>
-                <w:b w:val="0"/>
                 <w:szCs w:val="21"/>
               </w:rPr>
               <w:t>发布日期</w:t>
@@ -382,20 +433,23 @@
         </w:tc>
         <w:tc>
           <w:tcPr>
-            <w:tcW w:w="893" w:type="pct"/>
+            <w:tcW w:w="1684" w:type="dxa"/>
+            <w:vAlign w:val="center"/>
           </w:tcPr>
           <w:p>
             <w:pPr>
+              <w:tabs>
+                <w:tab w:val="left" w:pos="6706"/>
+              </w:tabs>
+              <w:jc w:val="center"/>
               <w:rPr>
                 <w:rFonts w:eastAsia="黑体"/>
-                <w:b w:val="0"/>
                 <w:szCs w:val="21"/>
               </w:rPr>
             </w:pPr>
             <w:r>
               <w:rPr>
                 <w:rFonts w:eastAsia="黑体"/>
-                <w:b w:val="0"/>
                 <w:szCs w:val="21"/>
               </w:rPr>
               <w:t>来源</w:t>
@@ -404,17 +458,19 @@
         </w:tc>
       </w:tr>
       <w:tr>
+        <w:trPr>
+          <w:trHeight w:val="340"/>
+        </w:trPr>
         <w:tc>
           <w:tcPr>
-            <w:tcW w:w="5000" w:type="pct"/>
+            <w:tcW w:w="9040" w:type="dxa"/>
             <w:gridSpan w:val="5"/>
+            <w:vAlign w:val="center"/>
           </w:tcPr>
           <w:p>
             <w:pPr>
-              <w:jc w:val="left"/>
               <w:rPr>
-                <w:szCs w:val="21"/>
-                <w:highlight w:val="yellow"/>
+                <w:szCs w:val="24"/>
               </w:rPr>
             </w:pPr>
             <w:r>
@@ -436,32 +492,36 @@
         </w:tc>
       </w:tr>
       <w:tr>
+        <w:trPr>
+          <w:trHeight w:val="340"/>
+        </w:trPr>
         <w:tc>
           <w:tcPr>
-            <w:tcW w:w="384" w:type="pct"/>
+            <w:tcW w:w="428" w:type="dxa"/>
+            <w:vAlign w:val="center"/>
           </w:tcPr>
           <w:p>
             <w:pPr>
+              <w:pStyle w:val="af7"/>
               <w:numPr>
                 <w:ilvl w:val="0"/>
-                <w:numId w:val="4"/>
+                <w:numId w:val="65"/>
               </w:numPr>
-              <w:rPr>
-                <w:szCs w:val="21"/>
-              </w:rPr>
+              <w:ind w:firstLineChars="0"/>
+              <w:jc w:val="center"/>
             </w:pPr>
           </w:p>
         </w:tc>
         <w:tc>
           <w:tcPr>
-            <w:tcW w:w="1489" w:type="pct"/>
+            <w:tcW w:w="2534" w:type="dxa"/>
+            <w:vAlign w:val="center"/>
           </w:tcPr>
           <w:p>
             <w:pPr>
+              <w:jc w:val="center"/>
               <w:rPr>
-                <w:iCs/>
                 <w:szCs w:val="21"/>
-                <w:highlight w:val="yellow"/>
               </w:rPr>
             </w:pPr>
             <w:r>
@@ -490,13 +550,14 @@
         </w:tc>
         <w:tc>
           <w:tcPr>
-            <w:tcW w:w="1497" w:type="pct"/>
+            <w:tcW w:w="2410" w:type="dxa"/>
+            <w:vAlign w:val="center"/>
           </w:tcPr>
           <w:p>
             <w:pPr>
+              <w:jc w:val="center"/>
               <w:rPr>
                 <w:szCs w:val="21"/>
-                <w:highlight w:val="yellow"/>
               </w:rPr>
             </w:pPr>
             <w:r>
@@ -531,13 +592,14 @@
         </w:tc>
         <w:tc>
           <w:tcPr>
-            <w:tcW w:w="737" w:type="pct"/>
+            <w:tcW w:w="1984" w:type="dxa"/>
+            <w:vAlign w:val="center"/>
           </w:tcPr>
           <w:p>
             <w:pPr>
+              <w:jc w:val="center"/>
               <w:rPr>
                 <w:szCs w:val="21"/>
-                <w:highlight w:val="yellow"/>
               </w:rPr>
             </w:pPr>
             <w:r>
@@ -581,13 +643,14 @@
         </w:tc>
         <w:tc>
           <w:tcPr>
-            <w:tcW w:w="893" w:type="pct"/>
+            <w:tcW w:w="1684" w:type="dxa"/>
+            <w:vAlign w:val="center"/>
           </w:tcPr>
           <w:p>
             <w:pPr>
+              <w:jc w:val="center"/>
               <w:rPr>
-                <w:szCs w:val="21"/>
-                <w:highlight w:val="yellow"/>
+                <w:szCs w:val="24"/>
               </w:rPr>
             </w:pPr>
             <w:r>
@@ -622,17 +685,19 @@
         </w:tc>
       </w:tr>
       <w:tr>
+        <w:trPr>
+          <w:trHeight w:val="340"/>
+        </w:trPr>
         <w:tc>
           <w:tcPr>
-            <w:tcW w:w="5000" w:type="pct"/>
+            <w:tcW w:w="9040" w:type="dxa"/>
             <w:gridSpan w:val="5"/>
+            <w:vAlign w:val="center"/>
           </w:tcPr>
           <w:p>
             <w:pPr>
-              <w:jc w:val="left"/>
               <w:rPr>
-                <w:szCs w:val="21"/>
-                <w:highlight w:val="yellow"/>
+                <w:szCs w:val="24"/>
               </w:rPr>
             </w:pPr>
             <w:r>
@@ -6729,6 +6794,96 @@
     </w:lvl>
   </w:abstractNum>
   <w:abstractNum w:abstractNumId="59" w15:restartNumberingAfterBreak="0">
+    <w:nsid w:val="7A780DAC"/>
+    <w:multiLevelType w:val="hybridMultilevel"/>
+    <w:tmpl w:val="E94E04AE"/>
+    <w:lvl w:ilvl="0" w:tplc="B6F0C700">
+      <w:start w:val="1"/>
+      <w:numFmt w:val="decimal"/>
+      <w:suff w:val="nothing"/>
+      <w:lvlText w:val="%1"/>
+      <w:lvlJc w:val="left"/>
+      <w:pPr>
+        <w:ind w:left="0" w:firstLine="0"/>
+      </w:pPr>
+      <w:rPr>
+        <w:rFonts w:hint="eastAsia"/>
+      </w:rPr>
+    </w:lvl>
+    <w:lvl w:ilvl="1" w:tplc="04090019" w:tentative="1">
+      <w:start w:val="1"/>
+      <w:numFmt w:val="lowerLetter"/>
+      <w:lvlText w:val="%2)"/>
+      <w:lvlJc w:val="left"/>
+      <w:pPr>
+        <w:ind w:left="880" w:hanging="440"/>
+      </w:pPr>
+    </w:lvl>
+    <w:lvl w:ilvl="2" w:tplc="0409001B" w:tentative="1">
+      <w:start w:val="1"/>
+      <w:numFmt w:val="lowerRoman"/>
+      <w:lvlText w:val="%3."/>
+      <w:lvlJc w:val="right"/>
+      <w:pPr>
+        <w:ind w:left="1320" w:hanging="440"/>
+      </w:pPr>
+    </w:lvl>
+    <w:lvl w:ilvl="3" w:tplc="0409000F" w:tentative="1">
+      <w:start w:val="1"/>
+      <w:numFmt w:val="decimal"/>
+      <w:lvlText w:val="%4."/>
+      <w:lvlJc w:val="left"/>
+      <w:pPr>
+        <w:ind w:left="1760" w:hanging="440"/>
+      </w:pPr>
+    </w:lvl>
+    <w:lvl w:ilvl="4" w:tplc="04090019" w:tentative="1">
+      <w:start w:val="1"/>
+      <w:numFmt w:val="lowerLetter"/>
+      <w:lvlText w:val="%5)"/>
+      <w:lvlJc w:val="left"/>
+      <w:pPr>
+        <w:ind w:left="2200" w:hanging="440"/>
+      </w:pPr>
+    </w:lvl>
+    <w:lvl w:ilvl="5" w:tplc="0409001B" w:tentative="1">
+      <w:start w:val="1"/>
+      <w:numFmt w:val="lowerRoman"/>
+      <w:lvlText w:val="%6."/>
+      <w:lvlJc w:val="right"/>
+      <w:pPr>
+        <w:ind w:left="2640" w:hanging="440"/>
+      </w:pPr>
+    </w:lvl>
+    <w:lvl w:ilvl="6" w:tplc="0409000F" w:tentative="1">
+      <w:start w:val="1"/>
+      <w:numFmt w:val="decimal"/>
+      <w:lvlText w:val="%7."/>
+      <w:lvlJc w:val="left"/>
+      <w:pPr>
+        <w:ind w:left="3080" w:hanging="440"/>
+      </w:pPr>
+    </w:lvl>
+    <w:lvl w:ilvl="7" w:tplc="04090019" w:tentative="1">
+      <w:start w:val="1"/>
+      <w:numFmt w:val="lowerLetter"/>
+      <w:lvlText w:val="%8)"/>
+      <w:lvlJc w:val="left"/>
+      <w:pPr>
+        <w:ind w:left="3520" w:hanging="440"/>
+      </w:pPr>
+    </w:lvl>
+    <w:lvl w:ilvl="8" w:tplc="0409001B" w:tentative="1">
+      <w:start w:val="1"/>
+      <w:numFmt w:val="lowerRoman"/>
+      <w:lvlText w:val="%9."/>
+      <w:lvlJc w:val="right"/>
+      <w:pPr>
+        <w:ind w:left="3960" w:hanging="440"/>
+      </w:pPr>
+    </w:lvl>
+  </w:abstractNum>
+  <w:abstractNum w:abstractNumId="60" w15:restartNumberingAfterBreak="0">
     <w:nsid w:val="7C713F75"/>
     <w:multiLevelType w:val="hybridMultilevel"/>
     <w:tmpl w:val="65D4D2DA"/>
@@ -6814,7 +6969,97 @@
       </w:pPr>
     </w:lvl>
   </w:abstractNum>
-  <w:abstractNum w:abstractNumId="60" w15:restartNumberingAfterBreak="0">
+  <w:abstractNum w:abstractNumId="61" w15:restartNumberingAfterBreak="0">
+    <w:nsid w:val="7E1C4A2F"/>
+    <w:multiLevelType w:val="hybridMultilevel"/>
+    <w:tmpl w:val="5760678A"/>
+    <w:lvl w:ilvl="0" w:tplc="5A0A8D1A">
+      <w:start w:val="1"/>
+      <w:numFmt w:val="decimal"/>
+      <w:suff w:val="nothing"/>
+      <w:lvlText w:val="%1"/>
+      <w:lvlJc w:val="left"/>
+      <w:pPr>
+        <w:ind w:left="0" w:firstLine="0"/>
+      </w:pPr>
+      <w:rPr>
+        <w:rFonts w:hint="eastAsia"/>
+      </w:rPr>
+    </w:lvl>
+    <w:lvl w:ilvl="1" w:tplc="04090019" w:tentative="1">
+      <w:start w:val="1"/>
+      <w:numFmt w:val="lowerLetter"/>
+      <w:lvlText w:val="%2)"/>
+      <w:lvlJc w:val="left"/>
+      <w:pPr>
+        <w:ind w:left="880" w:hanging="440"/>
+      </w:pPr>
+    </w:lvl>
+    <w:lvl w:ilvl="2" w:tplc="0409001B" w:tentative="1">
+      <w:start w:val="1"/>
+      <w:numFmt w:val="lowerRoman"/>
+      <w:lvlText w:val="%3."/>
+      <w:lvlJc w:val="right"/>
+      <w:pPr>
+        <w:ind w:left="1320" w:hanging="440"/>
+      </w:pPr>
+    </w:lvl>
+    <w:lvl w:ilvl="3" w:tplc="0409000F" w:tentative="1">
+      <w:start w:val="1"/>
+      <w:numFmt w:val="decimal"/>
+      <w:lvlText w:val="%4."/>
+      <w:lvlJc w:val="left"/>
+      <w:pPr>
+        <w:ind w:left="1760" w:hanging="440"/>
+      </w:pPr>
+    </w:lvl>
+    <w:lvl w:ilvl="4" w:tplc="04090019" w:tentative="1">
+      <w:start w:val="1"/>
+      <w:numFmt w:val="lowerLetter"/>
+      <w:lvlText w:val="%5)"/>
+      <w:lvlJc w:val="left"/>
+      <w:pPr>
+        <w:ind w:left="2200" w:hanging="440"/>
+      </w:pPr>
+    </w:lvl>
+    <w:lvl w:ilvl="5" w:tplc="0409001B" w:tentative="1">
+      <w:start w:val="1"/>
+      <w:numFmt w:val="lowerRoman"/>
+      <w:lvlText w:val="%6."/>
+      <w:lvlJc w:val="right"/>
+      <w:pPr>
+        <w:ind w:left="2640" w:hanging="440"/>
+      </w:pPr>
+    </w:lvl>
+    <w:lvl w:ilvl="6" w:tplc="0409000F" w:tentative="1">
+      <w:start w:val="1"/>
+      <w:numFmt w:val="decimal"/>
+      <w:lvlText w:val="%7."/>
+      <w:lvlJc w:val="left"/>
+      <w:pPr>
+        <w:ind w:left="3080" w:hanging="440"/>
+      </w:pPr>
+    </w:lvl>
+    <w:lvl w:ilvl="7" w:tplc="04090019" w:tentative="1">
+      <w:start w:val="1"/>
+      <w:numFmt w:val="lowerLetter"/>
+      <w:lvlText w:val="%8)"/>
+      <w:lvlJc w:val="left"/>
+      <w:pPr>
+        <w:ind w:left="3520" w:hanging="440"/>
+      </w:pPr>
+    </w:lvl>
+    <w:lvl w:ilvl="8" w:tplc="0409001B" w:tentative="1">
+      <w:start w:val="1"/>
+      <w:numFmt w:val="lowerRoman"/>
+      <w:lvlText w:val="%9."/>
+      <w:lvlJc w:val="right"/>
+      <w:pPr>
+        <w:ind w:left="3960" w:hanging="440"/>
+      </w:pPr>
+    </w:lvl>
+  </w:abstractNum>
+  <w:abstractNum w:abstractNumId="62" w15:restartNumberingAfterBreak="0">
     <w:nsid w:val="7E960912"/>
     <w:multiLevelType w:val="hybridMultilevel"/>
     <w:tmpl w:val="96608882"/>
@@ -6907,7 +7152,7 @@
       </w:pPr>
     </w:lvl>
   </w:abstractNum>
-  <w:abstractNum w:abstractNumId="61" w15:restartNumberingAfterBreak="0">
+  <w:abstractNum w:abstractNumId="63" w15:restartNumberingAfterBreak="0">
     <w:nsid w:val="7F6814D8"/>
     <w:multiLevelType w:val="hybridMultilevel"/>
     <w:tmpl w:val="BF8CFA22"/>
@@ -7053,7 +7298,7 @@
     <w:abstractNumId w:val="32"/>
   </w:num>
   <w:num w:numId="20" w16cid:durableId="215048239">
-    <w:abstractNumId w:val="59"/>
+    <w:abstractNumId w:val="60"/>
   </w:num>
   <w:num w:numId="21" w16cid:durableId="2125079388">
     <w:abstractNumId w:val="57"/>
@@ -7128,7 +7373,7 @@
     <w:abstractNumId w:val="2"/>
   </w:num>
   <w:num w:numId="45" w16cid:durableId="308899941">
-    <w:abstractNumId w:val="61"/>
+    <w:abstractNumId w:val="63"/>
   </w:num>
   <w:num w:numId="46" w16cid:durableId="1269042811">
     <w:abstractNumId w:val="22"/>
@@ -7170,7 +7415,7 @@
     <w:abstractNumId w:val="1"/>
   </w:num>
   <w:num w:numId="59" w16cid:durableId="485173953">
-    <w:abstractNumId w:val="60"/>
+    <w:abstractNumId w:val="62"/>
   </w:num>
   <w:num w:numId="60" w16cid:durableId="1009137420">
     <w:abstractNumId w:val="12"/>
@@ -7183,6 +7428,12 @@
   </w:num>
   <w:num w:numId="63" w16cid:durableId="1340155746">
     <w:abstractNumId w:val="20"/>
+  </w:num>
+  <w:num w:numId="64" w16cid:durableId="2075082088">
+    <w:abstractNumId w:val="61"/>
+  </w:num>
+  <w:num w:numId="65" w16cid:durableId="226958533">
+    <w:abstractNumId w:val="59"/>
   </w:num>
   <w:numIdMacAtCleanup w:val="55"/>
 </w:numbering>
